--- a/public/templates/4. DPR_Pelatihan SE 2026.docx
+++ b/public/templates/4. DPR_Pelatihan SE 2026.docx
@@ -490,9 +490,8 @@
             <w:r>
               <w:rPr>
                 <w:rFonts w:ascii="Arial" w:eastAsia="Arial" w:hAnsi="Arial" w:cs="Arial"/>
-                <w:highlight w:val="yellow"/>
-              </w:rPr>
-              <w:t>Rp 540.000</w:t>
+              </w:rPr>
+              <w:t>Rp {biaya_total}</w:t>
             </w:r>
           </w:p>
         </w:tc>
@@ -561,7 +560,15 @@
                 <w:b/>
                 <w:bCs/>
               </w:rPr>
-              <w:t>Rp 540.000</w:t>
+              <w:t xml:space="preserve">Rp </w:t>
+            </w:r>
+            <w:r>
+              <w:rPr>
+                <w:rFonts w:ascii="Arial" w:eastAsia="Arial" w:hAnsi="Arial" w:cs="Arial"/>
+                <w:b/>
+                <w:bCs/>
+              </w:rPr>
+              <w:t>{biaya_total}</w:t>
             </w:r>
           </w:p>
         </w:tc>
@@ -596,7 +603,13 @@
               <w:rPr>
                 <w:rFonts w:ascii="Arial" w:eastAsia="Arial" w:hAnsi="Arial" w:cs="Arial"/>
               </w:rPr>
-              <w:t>Terbilang: Lima Ratus Empat Puluh Ribu Rupiah</w:t>
+              <w:t xml:space="preserve">Terbilang: </w:t>
+            </w:r>
+            <w:r>
+              <w:rPr>
+                <w:rFonts w:ascii="Arial" w:eastAsia="Arial" w:hAnsi="Arial" w:cs="Arial"/>
+              </w:rPr>
+              <w:t>{biaya_terbilang}</w:t>
             </w:r>
           </w:p>
         </w:tc>
@@ -872,11 +885,11 @@
         <w:tblLook w:val="0400" w:firstRow="0" w:lastRow="0" w:firstColumn="0" w:lastColumn="0" w:noHBand="0" w:noVBand="1"/>
       </w:tblPr>
       <w:tblGrid>
-        <w:gridCol w:w="603"/>
-        <w:gridCol w:w="1963"/>
-        <w:gridCol w:w="2396"/>
-        <w:gridCol w:w="1336"/>
-        <w:gridCol w:w="1924"/>
+        <w:gridCol w:w="851"/>
+        <w:gridCol w:w="1715"/>
+        <w:gridCol w:w="2254"/>
+        <w:gridCol w:w="1843"/>
+        <w:gridCol w:w="1559"/>
         <w:gridCol w:w="1089"/>
         <w:gridCol w:w="1437"/>
       </w:tblGrid>
@@ -887,7 +900,7 @@
         </w:trPr>
         <w:tc>
           <w:tcPr>
-            <w:tcW w:w="603" w:type="dxa"/>
+            <w:tcW w:w="851" w:type="dxa"/>
             <w:vAlign w:val="center"/>
           </w:tcPr>
           <w:p>
@@ -912,7 +925,7 @@
         </w:tc>
         <w:tc>
           <w:tcPr>
-            <w:tcW w:w="1963" w:type="dxa"/>
+            <w:tcW w:w="1715" w:type="dxa"/>
             <w:vAlign w:val="center"/>
           </w:tcPr>
           <w:p>
@@ -937,7 +950,7 @@
         </w:tc>
         <w:tc>
           <w:tcPr>
-            <w:tcW w:w="2396" w:type="dxa"/>
+            <w:tcW w:w="2254" w:type="dxa"/>
             <w:vAlign w:val="center"/>
           </w:tcPr>
           <w:p>
@@ -962,7 +975,7 @@
         </w:tc>
         <w:tc>
           <w:tcPr>
-            <w:tcW w:w="1336" w:type="dxa"/>
+            <w:tcW w:w="1843" w:type="dxa"/>
             <w:vAlign w:val="center"/>
           </w:tcPr>
           <w:p>
@@ -1006,7 +1019,7 @@
         </w:tc>
         <w:tc>
           <w:tcPr>
-            <w:tcW w:w="1924" w:type="dxa"/>
+            <w:tcW w:w="1559" w:type="dxa"/>
             <w:vAlign w:val="center"/>
           </w:tcPr>
           <w:p>
@@ -1066,7 +1079,7 @@
         </w:trPr>
         <w:tc>
           <w:tcPr>
-            <w:tcW w:w="603" w:type="dxa"/>
+            <w:tcW w:w="851" w:type="dxa"/>
             <w:vAlign w:val="center"/>
           </w:tcPr>
           <w:p>
@@ -1097,7 +1110,7 @@
         </w:tc>
         <w:tc>
           <w:tcPr>
-            <w:tcW w:w="1963" w:type="dxa"/>
+            <w:tcW w:w="1715" w:type="dxa"/>
             <w:vAlign w:val="center"/>
           </w:tcPr>
           <w:p>
@@ -1128,7 +1141,7 @@
         </w:tc>
         <w:tc>
           <w:tcPr>
-            <w:tcW w:w="2396" w:type="dxa"/>
+            <w:tcW w:w="2254" w:type="dxa"/>
             <w:vAlign w:val="center"/>
           </w:tcPr>
           <w:p>
@@ -1159,7 +1172,7 @@
         </w:tc>
         <w:tc>
           <w:tcPr>
-            <w:tcW w:w="1336" w:type="dxa"/>
+            <w:tcW w:w="1843" w:type="dxa"/>
             <w:vAlign w:val="center"/>
           </w:tcPr>
           <w:p>
@@ -1190,7 +1203,7 @@
         </w:tc>
         <w:tc>
           <w:tcPr>
-            <w:tcW w:w="1924" w:type="dxa"/>
+            <w:tcW w:w="1559" w:type="dxa"/>
             <w:vAlign w:val="center"/>
           </w:tcPr>
           <w:p>
@@ -1261,7 +1274,7 @@
         </w:trPr>
         <w:tc>
           <w:tcPr>
-            <w:tcW w:w="603" w:type="dxa"/>
+            <w:tcW w:w="851" w:type="dxa"/>
             <w:vAlign w:val="center"/>
           </w:tcPr>
           <w:p>
@@ -1284,7 +1297,7 @@
         </w:tc>
         <w:tc>
           <w:tcPr>
-            <w:tcW w:w="1963" w:type="dxa"/>
+            <w:tcW w:w="1715" w:type="dxa"/>
             <w:vAlign w:val="center"/>
           </w:tcPr>
           <w:p>
@@ -1304,7 +1317,7 @@
         </w:tc>
         <w:tc>
           <w:tcPr>
-            <w:tcW w:w="2396" w:type="dxa"/>
+            <w:tcW w:w="2254" w:type="dxa"/>
             <w:vAlign w:val="center"/>
           </w:tcPr>
           <w:p>
@@ -1325,7 +1338,7 @@
         </w:tc>
         <w:tc>
           <w:tcPr>
-            <w:tcW w:w="1336" w:type="dxa"/>
+            <w:tcW w:w="1843" w:type="dxa"/>
             <w:vAlign w:val="center"/>
           </w:tcPr>
           <w:p>
@@ -1340,13 +1353,13 @@
               <w:rPr>
                 <w:rFonts w:ascii="Arial" w:eastAsia="Arial" w:hAnsi="Arial" w:cs="Arial"/>
               </w:rPr>
-              <w:t>-</w:t>
-            </w:r>
-          </w:p>
-        </w:tc>
-        <w:tc>
-          <w:tcPr>
-            <w:tcW w:w="1924" w:type="dxa"/>
+              <w:t>{pangkat}</w:t>
+            </w:r>
+          </w:p>
+        </w:tc>
+        <w:tc>
+          <w:tcPr>
+            <w:tcW w:w="1559" w:type="dxa"/>
             <w:tcBorders>
               <w:right w:val="single" w:sz="4" w:space="0" w:color="000000"/>
             </w:tcBorders>
@@ -1923,7 +1936,7 @@
     <w:name w:val="Normal"/>
     <w:qFormat/>
   </w:style>
-  <w:style w:type="paragraph" w:styleId="Judul1">
+  <w:style w:type="paragraph" w:styleId="Heading1">
     <w:name w:val="heading 1"/>
     <w:basedOn w:val="Normal"/>
     <w:next w:val="Normal"/>
@@ -1941,7 +1954,7 @@
       <w:szCs w:val="40"/>
     </w:rPr>
   </w:style>
-  <w:style w:type="paragraph" w:styleId="Judul2">
+  <w:style w:type="paragraph" w:styleId="Heading2">
     <w:name w:val="heading 2"/>
     <w:basedOn w:val="Normal"/>
     <w:next w:val="Normal"/>
@@ -1961,7 +1974,7 @@
       <w:szCs w:val="32"/>
     </w:rPr>
   </w:style>
-  <w:style w:type="paragraph" w:styleId="Judul3">
+  <w:style w:type="paragraph" w:styleId="Heading3">
     <w:name w:val="heading 3"/>
     <w:basedOn w:val="Normal"/>
     <w:next w:val="Normal"/>
@@ -1981,7 +1994,7 @@
       <w:szCs w:val="28"/>
     </w:rPr>
   </w:style>
-  <w:style w:type="paragraph" w:styleId="Judul4">
+  <w:style w:type="paragraph" w:styleId="Heading4">
     <w:name w:val="heading 4"/>
     <w:basedOn w:val="Normal"/>
     <w:next w:val="Normal"/>
@@ -2001,7 +2014,7 @@
       <w:color w:val="2F5496"/>
     </w:rPr>
   </w:style>
-  <w:style w:type="paragraph" w:styleId="Judul5">
+  <w:style w:type="paragraph" w:styleId="Heading5">
     <w:name w:val="heading 5"/>
     <w:basedOn w:val="Normal"/>
     <w:next w:val="Normal"/>
@@ -2019,7 +2032,7 @@
       <w:color w:val="2F5496"/>
     </w:rPr>
   </w:style>
-  <w:style w:type="paragraph" w:styleId="Judul6">
+  <w:style w:type="paragraph" w:styleId="Heading6">
     <w:name w:val="heading 6"/>
     <w:basedOn w:val="Normal"/>
     <w:next w:val="Normal"/>
@@ -2039,13 +2052,13 @@
       <w:color w:val="595959"/>
     </w:rPr>
   </w:style>
-  <w:style w:type="character" w:default="1" w:styleId="FontParagrafDefault">
+  <w:style w:type="character" w:default="1" w:styleId="DefaultParagraphFont">
     <w:name w:val="Default Paragraph Font"/>
     <w:uiPriority w:val="1"/>
     <w:semiHidden/>
     <w:unhideWhenUsed/>
   </w:style>
-  <w:style w:type="table" w:default="1" w:styleId="TabelNormal">
+  <w:style w:type="table" w:default="1" w:styleId="TableNormal">
     <w:name w:val="Normal Table"/>
     <w:uiPriority w:val="99"/>
     <w:semiHidden/>
@@ -2060,13 +2073,13 @@
       </w:tblCellMar>
     </w:tblPr>
   </w:style>
-  <w:style w:type="numbering" w:default="1" w:styleId="TidakAdaDaftar">
+  <w:style w:type="numbering" w:default="1" w:styleId="NoList">
     <w:name w:val="No List"/>
     <w:uiPriority w:val="99"/>
     <w:semiHidden/>
     <w:unhideWhenUsed/>
   </w:style>
-  <w:style w:type="table" w:customStyle="1" w:styleId="TableNormal">
+  <w:style w:type="table" w:customStyle="1" w:styleId="TableNormal0">
     <w:name w:val="TableNormal"/>
     <w:tblPr>
       <w:tblCellMar>
@@ -2077,7 +2090,7 @@
       </w:tblCellMar>
     </w:tblPr>
   </w:style>
-  <w:style w:type="paragraph" w:styleId="Judul">
+  <w:style w:type="paragraph" w:styleId="Title">
     <w:name w:val="Title"/>
     <w:basedOn w:val="Normal"/>
     <w:next w:val="Normal"/>
@@ -2091,7 +2104,7 @@
       <w:szCs w:val="56"/>
     </w:rPr>
   </w:style>
-  <w:style w:type="paragraph" w:styleId="Subjudul">
+  <w:style w:type="paragraph" w:styleId="Subtitle">
     <w:name w:val="Subtitle"/>
     <w:basedOn w:val="Normal"/>
     <w:next w:val="Normal"/>
@@ -2104,7 +2117,7 @@
     </w:rPr>
   </w:style>
   <w:style w:type="table" w:customStyle="1" w:styleId="a">
-    <w:basedOn w:val="TableNormal"/>
+    <w:basedOn w:val="TableNormal0"/>
     <w:pPr>
       <w:spacing w:after="0" w:line="240" w:lineRule="auto"/>
     </w:pPr>
@@ -2120,7 +2133,7 @@
     </w:tblPr>
   </w:style>
   <w:style w:type="table" w:customStyle="1" w:styleId="a0">
-    <w:basedOn w:val="TableNormal"/>
+    <w:basedOn w:val="TableNormal0"/>
     <w:pPr>
       <w:spacing w:after="0" w:line="240" w:lineRule="auto"/>
     </w:pPr>
@@ -2136,7 +2149,7 @@
     </w:tblPr>
   </w:style>
   <w:style w:type="table" w:customStyle="1" w:styleId="a1">
-    <w:basedOn w:val="TableNormal"/>
+    <w:basedOn w:val="TableNormal0"/>
     <w:tblPr>
       <w:tblStyleRowBandSize w:val="1"/>
       <w:tblStyleColBandSize w:val="1"/>

--- a/public/templates/4. DPR_Pelatihan SE 2026.docx
+++ b/public/templates/4. DPR_Pelatihan SE 2026.docx
@@ -1270,7 +1270,7 @@
       </w:tr>
       <w:tr>
         <w:trPr>
-          <w:trHeight w:val="525"/>
+          <w:trHeight w:val="20"/>
         </w:trPr>
         <w:tc>
           <w:tcPr>
@@ -1323,7 +1323,7 @@
           <w:p>
             <w:pPr>
               <w:spacing w:after="0" w:line="240" w:lineRule="auto"/>
-              <w:jc w:val="center"/>
+              <w:jc w:val="both"/>
               <w:rPr>
                 <w:rFonts w:ascii="Arial" w:eastAsia="Arial" w:hAnsi="Arial" w:cs="Arial"/>
               </w:rPr>
@@ -1344,7 +1344,7 @@
           <w:p>
             <w:pPr>
               <w:spacing w:after="0" w:line="240" w:lineRule="auto"/>
-              <w:jc w:val="center"/>
+              <w:jc w:val="both"/>
               <w:rPr>
                 <w:rFonts w:ascii="Arial" w:eastAsia="Arial" w:hAnsi="Arial" w:cs="Arial"/>
               </w:rPr>
@@ -1378,9 +1378,6 @@
                 <w:rFonts w:ascii="Arial" w:eastAsia="Arial" w:hAnsi="Arial" w:cs="Arial"/>
               </w:rPr>
               <w:t>{jabatan}</w:t>
-            </w:r>
-            <w:r>
-              <w:t>{/peserta}</w:t>
             </w:r>
           </w:p>
         </w:tc>
@@ -1402,6 +1399,9 @@
                 <w:color w:val="000000"/>
               </w:rPr>
             </w:pPr>
+            <w:r>
+              <w:t>{/peserta}</w:t>
+            </w:r>
           </w:p>
         </w:tc>
         <w:tc>
@@ -1936,7 +1936,7 @@
     <w:name w:val="Normal"/>
     <w:qFormat/>
   </w:style>
-  <w:style w:type="paragraph" w:styleId="Heading1">
+  <w:style w:type="paragraph" w:styleId="Judul1">
     <w:name w:val="heading 1"/>
     <w:basedOn w:val="Normal"/>
     <w:next w:val="Normal"/>
@@ -1954,7 +1954,7 @@
       <w:szCs w:val="40"/>
     </w:rPr>
   </w:style>
-  <w:style w:type="paragraph" w:styleId="Heading2">
+  <w:style w:type="paragraph" w:styleId="Judul2">
     <w:name w:val="heading 2"/>
     <w:basedOn w:val="Normal"/>
     <w:next w:val="Normal"/>
@@ -1974,7 +1974,7 @@
       <w:szCs w:val="32"/>
     </w:rPr>
   </w:style>
-  <w:style w:type="paragraph" w:styleId="Heading3">
+  <w:style w:type="paragraph" w:styleId="Judul3">
     <w:name w:val="heading 3"/>
     <w:basedOn w:val="Normal"/>
     <w:next w:val="Normal"/>
@@ -1994,7 +1994,7 @@
       <w:szCs w:val="28"/>
     </w:rPr>
   </w:style>
-  <w:style w:type="paragraph" w:styleId="Heading4">
+  <w:style w:type="paragraph" w:styleId="Judul4">
     <w:name w:val="heading 4"/>
     <w:basedOn w:val="Normal"/>
     <w:next w:val="Normal"/>
@@ -2014,7 +2014,7 @@
       <w:color w:val="2F5496"/>
     </w:rPr>
   </w:style>
-  <w:style w:type="paragraph" w:styleId="Heading5">
+  <w:style w:type="paragraph" w:styleId="Judul5">
     <w:name w:val="heading 5"/>
     <w:basedOn w:val="Normal"/>
     <w:next w:val="Normal"/>
@@ -2032,7 +2032,7 @@
       <w:color w:val="2F5496"/>
     </w:rPr>
   </w:style>
-  <w:style w:type="paragraph" w:styleId="Heading6">
+  <w:style w:type="paragraph" w:styleId="Judul6">
     <w:name w:val="heading 6"/>
     <w:basedOn w:val="Normal"/>
     <w:next w:val="Normal"/>
@@ -2052,13 +2052,13 @@
       <w:color w:val="595959"/>
     </w:rPr>
   </w:style>
-  <w:style w:type="character" w:default="1" w:styleId="DefaultParagraphFont">
+  <w:style w:type="character" w:default="1" w:styleId="FontParagrafDefault">
     <w:name w:val="Default Paragraph Font"/>
     <w:uiPriority w:val="1"/>
     <w:semiHidden/>
     <w:unhideWhenUsed/>
   </w:style>
-  <w:style w:type="table" w:default="1" w:styleId="TableNormal">
+  <w:style w:type="table" w:default="1" w:styleId="TabelNormal">
     <w:name w:val="Normal Table"/>
     <w:uiPriority w:val="99"/>
     <w:semiHidden/>
@@ -2073,13 +2073,13 @@
       </w:tblCellMar>
     </w:tblPr>
   </w:style>
-  <w:style w:type="numbering" w:default="1" w:styleId="NoList">
+  <w:style w:type="numbering" w:default="1" w:styleId="TidakAdaDaftar">
     <w:name w:val="No List"/>
     <w:uiPriority w:val="99"/>
     <w:semiHidden/>
     <w:unhideWhenUsed/>
   </w:style>
-  <w:style w:type="table" w:customStyle="1" w:styleId="TableNormal0">
+  <w:style w:type="table" w:customStyle="1" w:styleId="TableNormal">
     <w:name w:val="TableNormal"/>
     <w:tblPr>
       <w:tblCellMar>
@@ -2090,7 +2090,7 @@
       </w:tblCellMar>
     </w:tblPr>
   </w:style>
-  <w:style w:type="paragraph" w:styleId="Title">
+  <w:style w:type="paragraph" w:styleId="Judul">
     <w:name w:val="Title"/>
     <w:basedOn w:val="Normal"/>
     <w:next w:val="Normal"/>
@@ -2104,7 +2104,7 @@
       <w:szCs w:val="56"/>
     </w:rPr>
   </w:style>
-  <w:style w:type="paragraph" w:styleId="Subtitle">
+  <w:style w:type="paragraph" w:styleId="Subjudul">
     <w:name w:val="Subtitle"/>
     <w:basedOn w:val="Normal"/>
     <w:next w:val="Normal"/>
@@ -2117,7 +2117,7 @@
     </w:rPr>
   </w:style>
   <w:style w:type="table" w:customStyle="1" w:styleId="a">
-    <w:basedOn w:val="TableNormal0"/>
+    <w:basedOn w:val="TableNormal"/>
     <w:pPr>
       <w:spacing w:after="0" w:line="240" w:lineRule="auto"/>
     </w:pPr>
@@ -2133,7 +2133,7 @@
     </w:tblPr>
   </w:style>
   <w:style w:type="table" w:customStyle="1" w:styleId="a0">
-    <w:basedOn w:val="TableNormal0"/>
+    <w:basedOn w:val="TableNormal"/>
     <w:pPr>
       <w:spacing w:after="0" w:line="240" w:lineRule="auto"/>
     </w:pPr>
@@ -2149,7 +2149,7 @@
     </w:tblPr>
   </w:style>
   <w:style w:type="table" w:customStyle="1" w:styleId="a1">
-    <w:basedOn w:val="TableNormal0"/>
+    <w:basedOn w:val="TableNormal"/>
     <w:tblPr>
       <w:tblStyleRowBandSize w:val="1"/>
       <w:tblStyleColBandSize w:val="1"/>
